--- a/opisy_archetypow/opisy_Władczyni.docx
+++ b/opisy_archetypow/opisy_Władczyni.docx
@@ -49,7 +49,7 @@
     </w:p>
     <w:p>
       <w:r>
-        <w:t>Władczyni to archetyp przywództwa: nie prosi o zaufanie – ona je buduje poprzez decyzje, strukturę i konsekwencję. W polityce działa jak „gospodarz systemu”: układa priorytety, ustanawia reguły, porządkuje chaos i dba o standardy, które mają działać niezależnie od nastrojów dnia. Jej naturalnym językiem jest odpowiedzialność: „biorę to na siebie”, „to jest zasada”, „to jest standard”. Władczyni lubi, gdy wszystko jest na swoim miejscu, bo porządek traktuje jako warunek bezpieczeństwa – a bezpieczeństwo jako fundament dobrobytu.</w:t>
+        <w:t>Władczyni to archetyp przywództwa: nie prosi o zaufanie – ona je buduje poprzez decyzje, strukturę i konsekwencję. W polityce działa jak „gospodyni systemu”: układa priorytety, ustanawia reguły, porządkuje chaos i dba o standardy, które mają działać niezależnie od nastrojów dnia. Jej naturalnym językiem jest odpowiedzialność: „biorę to na siebie”, „to jest zasada”, „to jest standard”. Władczyni lubi, gdy wszystko jest na swoim miejscu, bo porządek traktuje jako warunek bezpieczeństwa – a bezpieczeństwo jako fundament dobrobytu.</w:t>
       </w:r>
       <w:r/>
       <w:r/>
@@ -1420,14 +1420,7 @@
         </w:numPr>
       </w:pPr>
       <w:r>
-        <w:rPr>
-          <w:b/>
-          <w:bCs/>
-        </w:rPr>
-        <w:t>Gospodarz i zarządca</w:t>
-      </w:r>
-      <w:r>
-        <w:t xml:space="preserve"> (porządkuje system i odpowiada za wynik)</w:t>
+        <w:t>Gospodyni i zarządczyni (porządkuje system i odpowiada za wynik)</w:t>
       </w:r>
     </w:p>
     <w:p>
@@ -2148,7 +2141,7 @@
         </w:numPr>
       </w:pPr>
       <w:r>
-        <w:t>wideo „gospodarz” (stanowczo, spokojnie, bez przerysowania)</w:t>
+        <w:t>wideo „gospodyni” (stanowczo, spokojnie, bez przerysowania)</w:t>
       </w:r>
     </w:p>
     <w:p/>
@@ -3571,7 +3564,7 @@
         <w:pStyle w:val="Nagwek2"/>
       </w:pPr>
       <w:r>
-        <w:t>6. Agenda tematyczna i ramowanie polityczka</w:t>
+        <w:t>6. Agenda tematyczna i ramowanie polityka</w:t>
       </w:r>
     </w:p>
     <w:p>

--- a/opisy_archetypow/opisy_Władczyni.docx
+++ b/opisy_archetypow/opisy_Władczyni.docx
@@ -1325,7 +1325,7 @@
         </w:numPr>
       </w:pPr>
       <w:r>
-        <w:t>tyraniczny, manipulacyjny, nadmiernie kontrolujący,</w:t>
+        <w:t>tyraniczna, manipulacyjna, nadmiernie kontrolująca,</w:t>
       </w:r>
     </w:p>
     <w:p>
@@ -1347,7 +1347,7 @@
         </w:numPr>
       </w:pPr>
       <w:r>
-        <w:t>cyniczny i samotny (odcina się od ludzi),</w:t>
+        <w:t>cyniczna i samotna (odcina się od ludzi),</w:t>
       </w:r>
     </w:p>
     <w:p>
@@ -1358,7 +1358,7 @@
         </w:numPr>
       </w:pPr>
       <w:r>
-        <w:t>zbyt formalny i „niedostępny”, co osłabia zaufanie.</w:t>
+        <w:t>zbyt formalna i „niedostępna”, co osłabia zaufanie.</w:t>
       </w:r>
     </w:p>
     <w:p/>
@@ -1431,14 +1431,7 @@
         </w:numPr>
       </w:pPr>
       <w:r>
-        <w:rPr>
-          <w:b/>
-          <w:bCs/>
-        </w:rPr>
-        <w:t>Strażnik standardów</w:t>
-      </w:r>
-      <w:r>
-        <w:t xml:space="preserve"> (jakość usług, dyscyplina wykonania)</w:t>
+        <w:t>Strażniczka standardów (jakość usług, dyscyplina wykonania)</w:t>
       </w:r>
     </w:p>
     <w:p>
@@ -1467,14 +1460,7 @@
         </w:numPr>
       </w:pPr>
       <w:r>
-        <w:rPr>
-          <w:b/>
-          <w:bCs/>
-        </w:rPr>
-        <w:t>Architekt instytucji</w:t>
-      </w:r>
-      <w:r>
-        <w:t xml:space="preserve"> (buduje trwałe procedury i struktury)</w:t>
+        <w:t>Architektka instytucji (buduje trwałe procedury i struktury)</w:t>
       </w:r>
     </w:p>
     <w:p/>
@@ -2551,7 +2537,7 @@
           <w:b/>
           <w:bCs/>
         </w:rPr>
-        <w:t>8) „Język gospodarza” (charakterystyczne frazy)</w:t>
+        <w:t>8) „Język gospodyni” (charakterystyczne frazy)</w:t>
       </w:r>
     </w:p>
     <w:p>
@@ -2640,13 +2626,7 @@
         </w:numPr>
       </w:pPr>
       <w:r>
-        <w:t xml:space="preserve">„Raport gospodarza” </w:t>
-      </w:r>
-      <w:r>
-        <w:t xml:space="preserve">– </w:t>
-      </w:r>
-      <w:r>
-        <w:t>krótko: co dowieźliśmy, co dalej</w:t>
+        <w:t>„Raport gospodyni” – krótko: co dowieźliśmy, co dalej</w:t>
       </w:r>
     </w:p>
     <w:p>
@@ -4529,7 +4509,7 @@
         </w:numPr>
       </w:pPr>
       <w:r>
-        <w:t>„Raport gospodarza” (co dowieźliśmy)</w:t>
+        <w:t>„Raport gospodyni” (co dowieźliśmy)</w:t>
       </w:r>
     </w:p>
     <w:p>
